--- a/reports/四川生物医药产业集团创新事业部政策信息简报_20260918.docx
+++ b/reports/四川生物医药产业集团创新事业部政策信息简报_20260918.docx
@@ -357,7 +357,7 @@
                 <w:color w:val="000000"/>
                 <w:sz w:val="24"/>
               </w:rPr>
-              <w:t>国家医疗保障局办公室关于印发《基本医保基金即时结算经办规程（试行）》的通知</w:t>
+              <w:t>国家医保局 国家卫生健康委关于印发《支持创新药高质量发展的若干措施》的通知</w:t>
             </w:r>
           </w:p>
         </w:tc>
@@ -386,7 +386,7 @@
                 <w:color w:val="000000"/>
                 <w:sz w:val="24"/>
               </w:rPr>
-              <w:t>国家医保局办公室</w:t>
+              <w:t>国家医保局 国家卫生健康委</w:t>
             </w:r>
           </w:p>
         </w:tc>
@@ -415,7 +415,7 @@
                 <w:color w:val="000000"/>
                 <w:sz w:val="24"/>
               </w:rPr>
-              <w:t>2025-08-03</w:t>
+              <w:t>2025-07-01</w:t>
             </w:r>
           </w:p>
         </w:tc>
@@ -475,7 +475,7 @@
                 <w:color w:val="000000"/>
                 <w:sz w:val="24"/>
               </w:rPr>
-              <w:t>国家卫生健康委 中央编办 国家发展改革委 教育部 民政部 财政部 人力资源社会保障部　自然资源部 住房城乡建设部 农业农村部 国家医保局 国家中医药局 国家疾控局关于　优化基层医疗卫生机构布局建设的指导意见</w:t>
+              <w:t>国家医疗保障局办公室关于优化医疗服务价格管理流程的通知</w:t>
             </w:r>
           </w:p>
         </w:tc>
@@ -504,7 +504,7 @@
                 <w:color w:val="000000"/>
                 <w:sz w:val="24"/>
               </w:rPr>
-              <w:t>国务院政策文件库</w:t>
+              <w:t>国家医保局办公室</w:t>
             </w:r>
           </w:p>
         </w:tc>
@@ -533,7 +533,7 @@
                 <w:color w:val="000000"/>
                 <w:sz w:val="24"/>
               </w:rPr>
-              <w:t>2025-07-30</w:t>
+              <w:t>2025-06-24</w:t>
             </w:r>
           </w:p>
         </w:tc>
@@ -593,7 +593,7 @@
                 <w:color w:val="000000"/>
                 <w:sz w:val="24"/>
               </w:rPr>
-              <w:t>国家卫生健康委关于印发医养结合示范项目工作方案（2025年版）的通知</w:t>
+              <w:t>国家医疗保障局关于进一步加强医疗保障定点医疗机构管理的通知</w:t>
             </w:r>
           </w:p>
         </w:tc>
@@ -622,7 +622,7 @@
                 <w:color w:val="000000"/>
                 <w:sz w:val="24"/>
               </w:rPr>
-              <w:t>国家卫生健康委员会</w:t>
+              <w:t>国家医保局</w:t>
             </w:r>
           </w:p>
         </w:tc>
@@ -651,7 +651,7 @@
                 <w:color w:val="000000"/>
                 <w:sz w:val="24"/>
               </w:rPr>
-              <w:t>2025-07-22</w:t>
+              <w:t>2025-06-24</w:t>
             </w:r>
           </w:p>
         </w:tc>
@@ -711,7 +711,7 @@
                 <w:color w:val="000000"/>
                 <w:sz w:val="24"/>
               </w:rPr>
-              <w:t>中华人民共和国公安部 国家互联网信息办公室 中华人民共和国民政部 中华人民共和国 文化和旅游部 国家卫生健康委员会 国家广播电视总局令（第173号） 国家网络身份认证公共服务管理办法</w:t>
+              <w:t>中华人民共和国人力资源和社会保障部 中华人民共和国国家卫生健康委员会令（第55号） 劳动能力鉴定管理办法</w:t>
             </w:r>
           </w:p>
         </w:tc>
@@ -769,7 +769,7 @@
                 <w:color w:val="000000"/>
                 <w:sz w:val="24"/>
               </w:rPr>
-              <w:t>2025-07-20</w:t>
+              <w:t>2025-06-20</w:t>
             </w:r>
           </w:p>
         </w:tc>
@@ -829,7 +829,7 @@
                 <w:color w:val="000000"/>
                 <w:sz w:val="24"/>
               </w:rPr>
-              <w:t>新增商保创新药目录！2025年医保目录调整启动</w:t>
+              <w:t>国家中医药局综合司 国家卫生健康委办公厅 中央军委后勤保障部卫生局关于印发《重大疑难疾病中西医临床协作项目建设管理办法》的通知</w:t>
             </w:r>
           </w:p>
         </w:tc>
@@ -858,7 +858,7 @@
                 <w:color w:val="000000"/>
                 <w:sz w:val="24"/>
               </w:rPr>
-              <w:t>国务院政策文件库</w:t>
+              <w:t>国家中医药局综合司 国家卫生健康委办公厅 中央军委后勤保障部卫生局</w:t>
             </w:r>
           </w:p>
         </w:tc>
@@ -887,7 +887,7 @@
                 <w:color w:val="000000"/>
                 <w:sz w:val="24"/>
               </w:rPr>
-              <w:t>2025-07-11</w:t>
+              <w:t>2025-06-20</w:t>
             </w:r>
           </w:p>
         </w:tc>
@@ -947,7 +947,7 @@
                 <w:color w:val="000000"/>
                 <w:sz w:val="24"/>
               </w:rPr>
-              <w:t>国家医疗保障局关于公布《2025年国家基本医疗保险、生育保险和工伤保险药品目录及商业健康保险创新药品目录调整工作方案》等相关文件的公告</w:t>
+              <w:t>广东省发展改革委关于印发广东省加快推动核医疗产业高质量发展行动方案（2025-2030年）的通知（粤发改高技函〔2025〕961号）</w:t>
             </w:r>
           </w:p>
         </w:tc>
@@ -976,7 +976,7 @@
                 <w:color w:val="000000"/>
                 <w:sz w:val="24"/>
               </w:rPr>
-              <w:t>国家医保局</w:t>
+              <w:t>广东省发展和改革委员会</w:t>
             </w:r>
           </w:p>
         </w:tc>
@@ -1005,7 +1005,7 @@
                 <w:color w:val="000000"/>
                 <w:sz w:val="24"/>
               </w:rPr>
-              <w:t>2025-07-11</w:t>
+              <w:t>2025-06-16</w:t>
             </w:r>
           </w:p>
         </w:tc>
@@ -1065,7 +1065,7 @@
                 <w:color w:val="000000"/>
                 <w:sz w:val="24"/>
               </w:rPr>
-              <w:t>国家卫生健康委办公厅关于印发软骨发育不全等86个罕见病病种诊疗指南（2025年版）的通知</w:t>
+              <w:t>工业和信息化部办公厅 国家发展改革委办公厅关于开展生物制造中试能力建设平台培育工作的通知</w:t>
             </w:r>
           </w:p>
         </w:tc>
@@ -1094,7 +1094,7 @@
                 <w:color w:val="000000"/>
                 <w:sz w:val="24"/>
               </w:rPr>
-              <w:t>国家卫生健康委员会</w:t>
+              <w:t>工业和信息化部办公厅 国家发展改革委办公厅</w:t>
             </w:r>
           </w:p>
         </w:tc>
@@ -1123,7 +1123,7 @@
                 <w:color w:val="000000"/>
                 <w:sz w:val="24"/>
               </w:rPr>
-              <w:t>2025-07-10</w:t>
+              <w:t>2025-06-12</w:t>
             </w:r>
           </w:p>
         </w:tc>
@@ -1225,7 +1225,7 @@
           <w:color w:val="000000"/>
           <w:sz w:val="24"/>
         </w:rPr>
-        <w:t>2. 《国家医疗保障局办公室关于印发《基本医保基金即时结算经办规程（试行）》的通知》（发布机关：国家医保局办公室，发布日期：2025-08-03）</w:t>
+        <w:t>2. 《国家医保局 国家卫生健康委关于印发《支持创新药高质量发展的若干措施》的通知》（发布机关：国家医保局 国家卫生健康委，发布日期：2025-07-01）</w:t>
       </w:r>
     </w:p>
     <w:p>
@@ -1242,7 +1242,7 @@
           <w:color w:val="000000"/>
           <w:sz w:val="24"/>
         </w:rPr>
-        <w:t>文件主要内容与核心要点：国家医疗保障局办公室关于印发《基本医保基金即时结算经办规程（试行）》的通知</w:t>
+        <w:t>文件主要内容与核心要点：国家医保局 国家卫生健康委关于印发《支持创新药高质量发展的若干措施》的通知</w:t>
       </w:r>
       <w:r>
         <w:rPr>
@@ -1263,7 +1263,7 @@
           <w:sz w:val="24"/>
           <w:u w:val="single"/>
         </w:rPr>
-        <w:t>https://www.gov.cn/zhengce/zhengceku/202508/content_7035049.htm</w:t>
+        <w:t>https://www.gov.cn/zhengce/zhengceku/202507/content_7030260.htm</w:t>
       </w:r>
       <w:r>
         <w:rPr>
@@ -1290,7 +1290,7 @@
           <w:color w:val="000000"/>
           <w:sz w:val="24"/>
         </w:rPr>
-        <w:t>3. 《国家卫生健康委 中央编办 国家发展改革委 教育部 民政部 财政部 人力资源社会保障部　自然资源部 住房城乡建设部 农业农村部 国家医保局 国家中医药局 国家疾控局关于　优化基层医疗卫生机构布局建设的指导意见》（发布机关：国务院政策文件库，发布日期：2025-07-30）</w:t>
+        <w:t>3. 《国家医疗保障局办公室关于优化医疗服务价格管理流程的通知》（发布机关：国家医保局办公室，发布日期：2025-06-24）</w:t>
       </w:r>
     </w:p>
     <w:p>
@@ -1307,7 +1307,7 @@
           <w:color w:val="000000"/>
           <w:sz w:val="24"/>
         </w:rPr>
-        <w:t>文件主要内容与核心要点：国家卫生健康委 中央编办 国家发展改革委 教育部 民政部 财政部 人力资源社会保障部　自然资源部 住房城乡建设部 农业农村部 国家医保局 国家中医药局 国家疾控局关于　优化基层医疗卫生机构布局建设的指导意见</w:t>
+        <w:t>文件主要内容与核心要点：国家医疗保障局办公室关于优化医疗服务价格管理流程的通知</w:t>
       </w:r>
       <w:r>
         <w:rPr>
@@ -1328,7 +1328,7 @@
           <w:sz w:val="24"/>
           <w:u w:val="single"/>
         </w:rPr>
-        <w:t>https://www.gov.cn/gongbao/2025/issue_12186/202507/content_7034085.html</w:t>
+        <w:t>https://www.gov.cn/zhengce/zhengceku/202506/content_7029277.htm</w:t>
       </w:r>
       <w:r>
         <w:rPr>
@@ -1355,7 +1355,7 @@
           <w:color w:val="000000"/>
           <w:sz w:val="24"/>
         </w:rPr>
-        <w:t>4. 《国家卫生健康委关于印发医养结合示范项目工作方案（2025年版）的通知》（发布机关：国家卫生健康委员会，发布日期：2025-07-22）</w:t>
+        <w:t>4. 《国家医疗保障局关于进一步加强医疗保障定点医疗机构管理的通知》（发布机关：国家医保局，发布日期：2025-06-24）</w:t>
       </w:r>
     </w:p>
     <w:p>
@@ -1372,7 +1372,7 @@
           <w:color w:val="000000"/>
           <w:sz w:val="24"/>
         </w:rPr>
-        <w:t>文件主要内容与核心要点：国家卫生健康委关于印发医养结合示范项目工作方案（2025年版）的通知</w:t>
+        <w:t>文件主要内容与核心要点：国家医疗保障局关于进一步加强医疗保障定点医疗机构管理的通知</w:t>
       </w:r>
       <w:r>
         <w:rPr>
@@ -1393,7 +1393,7 @@
           <w:sz w:val="24"/>
           <w:u w:val="single"/>
         </w:rPr>
-        <w:t>https://www.gov.cn/zhengce/zhengceku/202507/content_7033211.htm</w:t>
+        <w:t>https://www.gov.cn/zhengce/zhengceku/202506/content_7029260.htm</w:t>
       </w:r>
       <w:r>
         <w:rPr>
@@ -1420,7 +1420,7 @@
           <w:color w:val="000000"/>
           <w:sz w:val="24"/>
         </w:rPr>
-        <w:t>5. 《中华人民共和国公安部 国家互联网信息办公室 中华人民共和国民政部 中华人民共和国 文化和旅游部 国家卫生健康委员会 国家广播电视总局令（第173号） 国家网络身份认证公共服务管理办法》（发布机关：国家卫生健康委员会，发布日期：2025-07-20）</w:t>
+        <w:t>5. 《中华人民共和国人力资源和社会保障部 中华人民共和国国家卫生健康委员会令（第55号） 劳动能力鉴定管理办法》（发布机关：国家卫生健康委员会，发布日期：2025-06-20）</w:t>
       </w:r>
     </w:p>
     <w:p>
@@ -1437,7 +1437,7 @@
           <w:color w:val="000000"/>
           <w:sz w:val="24"/>
         </w:rPr>
-        <w:t>文件主要内容与核心要点：中华人民共和国公安部 国家互联网信息办公室 中华人民共和国民政部 中华人民共和国 文化和旅游部 国家卫生健康委员会 国家广播电视总局令（第173号） 国家网络身份认证公共服务管理办法</w:t>
+        <w:t>文件主要内容与核心要点：中华人民共和国人力资源和社会保障部 中华人民共和国国家卫生健康委员会令（第55号） 劳动能力鉴定管理办法</w:t>
       </w:r>
       <w:r>
         <w:rPr>
@@ -1458,7 +1458,7 @@
           <w:sz w:val="24"/>
           <w:u w:val="single"/>
         </w:rPr>
-        <w:t>https://www.gov.cn/gongbao/2025/issue_12166/202507/content_7032498.html</w:t>
+        <w:t>https://www.gov.cn/gongbao/2025/issue_12106/202506/content_7028414.html</w:t>
       </w:r>
       <w:r>
         <w:rPr>
@@ -1485,7 +1485,7 @@
           <w:color w:val="000000"/>
           <w:sz w:val="24"/>
         </w:rPr>
-        <w:t>6. 《新增商保创新药目录！2025年医保目录调整启动》（发布机关：国务院政策文件库，发布日期：2025-07-11）</w:t>
+        <w:t>6. 《国家中医药局综合司 国家卫生健康委办公厅 中央军委后勤保障部卫生局关于印发《重大疑难疾病中西医临床协作项目建设管理办法》的通知》（发布机关：国家中医药局综合司 国家卫生健康委办公厅 中央军委后勤保障部卫生局，发布日期：2025-06-20）</w:t>
       </w:r>
     </w:p>
     <w:p>
@@ -1502,7 +1502,7 @@
           <w:color w:val="000000"/>
           <w:sz w:val="24"/>
         </w:rPr>
-        <w:t>文件主要内容与核心要点：新增商保创新药目录！2025年医保目录调整启动</w:t>
+        <w:t>文件主要内容与核心要点：国家中医药局综合司 国家卫生健康委办公厅 中央军委后勤保障部卫生局关于印发《重大疑难疾病中西医临床协作项目建设管理办法》的通知</w:t>
       </w:r>
       <w:r>
         <w:rPr>
@@ -1523,7 +1523,7 @@
           <w:sz w:val="24"/>
           <w:u w:val="single"/>
         </w:rPr>
-        <w:t>https://www.gov.cn/zhengce/202507/content_7031670.htm</w:t>
+        <w:t>https://www.gov.cn/zhengce/zhengceku/202506/content_7028824.htm</w:t>
       </w:r>
       <w:r>
         <w:rPr>
@@ -1550,7 +1550,7 @@
           <w:color w:val="000000"/>
           <w:sz w:val="24"/>
         </w:rPr>
-        <w:t>7. 《国家医疗保障局关于公布《2025年国家基本医疗保险、生育保险和工伤保险药品目录及商业健康保险创新药品目录调整工作方案》等相关文件的公告》（发布机关：国家医保局，发布日期：2025-07-11）</w:t>
+        <w:t>7. 《广东省发展改革委关于印发广东省加快推动核医疗产业高质量发展行动方案（2025-2030年）的通知（粤发改高技函〔2025〕961号）》（发布机关：广东省发展和改革委员会，发布日期：2025-06-16）</w:t>
       </w:r>
     </w:p>
     <w:p>
@@ -1567,7 +1567,7 @@
           <w:color w:val="000000"/>
           <w:sz w:val="24"/>
         </w:rPr>
-        <w:t>文件主要内容与核心要点：国家医疗保障局关于公布《2025年国家基本医疗保险、生育保险和工伤保险药品目录及商业健康保险创新药品目录调整工作方案》等相关文件的公告</w:t>
+        <w:t>文件主要内容与核心要点：【省级核医疗竞争格局参考】广东提出到2030年常用医用同位素稳定供应、培育3-5家核医疗龙头企业、打造全球竞争力核医疗产业集群，含α核素（锕-225、砹-211等）加速器生产项目，对四川核医疗产业具有对标意义。</w:t>
       </w:r>
       <w:r>
         <w:rPr>
@@ -1588,7 +1588,7 @@
           <w:sz w:val="24"/>
           <w:u w:val="single"/>
         </w:rPr>
-        <w:t>https://www.gov.cn/zhengce/zhengceku/202507/content_7031575.htm</w:t>
+        <w:t>http://drc.gd.gov.cn/gkmlpt/content/4/4725/post_4725123.html</w:t>
       </w:r>
       <w:r>
         <w:rPr>
@@ -1615,7 +1615,7 @@
           <w:color w:val="000000"/>
           <w:sz w:val="24"/>
         </w:rPr>
-        <w:t>8. 《国家卫生健康委办公厅关于印发软骨发育不全等86个罕见病病种诊疗指南（2025年版）的通知》（发布机关：国家卫生健康委员会，发布日期：2025-07-10）</w:t>
+        <w:t>8. 《工业和信息化部办公厅 国家发展改革委办公厅关于开展生物制造中试能力建设平台培育工作的通知》（发布机关：工业和信息化部办公厅 国家发展改革委办公厅，发布日期：2025-06-12）</w:t>
       </w:r>
     </w:p>
     <w:p>
@@ -1632,7 +1632,7 @@
           <w:color w:val="000000"/>
           <w:sz w:val="24"/>
         </w:rPr>
-        <w:t>文件主要内容与核心要点：国家卫生健康委办公厅关于印发软骨发育不全等86个罕见病病种诊疗指南（2025年版）的通知</w:t>
+        <w:t>文件主要内容与核心要点：工业和信息化部办公厅 国家发展改革委办公厅关于开展生物制造中试能力建设平台培育工作的通知</w:t>
       </w:r>
       <w:r>
         <w:rPr>
@@ -1653,7 +1653,7 @@
           <w:sz w:val="24"/>
           <w:u w:val="single"/>
         </w:rPr>
-        <w:t>https://www.gov.cn/zhengce/zhengceku/202507/content_7031426.htm</w:t>
+        <w:t>https://www.gov.cn/zhengce/zhengceku/202506/content_7027390.htm</w:t>
       </w:r>
       <w:r>
         <w:rPr>
